--- a/plantillas/inmobiliaria/D6_Metodologia_EBR_v2.docx
+++ b/plantillas/inmobiliaria/D6_Metodologia_EBR_v2.docx
@@ -40,18 +40,7 @@
                 <w:sz w:val="16"/>
                 <w:szCs w:val="16"/>
               </w:rPr>
-              <w:t>CERTUS PLD</w:t>
-            </w:r>
-            <w:r>
-              <w:rPr>
-                <w:b/>
-                <w:bCs/>
-                <w:color w:val="C38135"/>
-                <w:spacing w:val="120"/>
-                <w:sz w:val="16"/>
-                <w:szCs w:val="16"/>
-              </w:rPr>
-              <w:t xml:space="preserve">                                      </w:t>
+              <w:t xml:space="preserve">CERTUS PLD                                      </w:t>
             </w:r>
             <w:r>
               <w:rPr>
@@ -76,17 +65,7 @@
                 <w:sz w:val="30"/>
                 <w:szCs w:val="30"/>
               </w:rPr>
-              <w:t>Metodología</w:t>
-            </w:r>
-            <w:r>
-              <w:rPr>
-                <w:b/>
-                <w:bCs/>
-                <w:color w:val="FFFFFF"/>
-                <w:sz w:val="30"/>
-                <w:szCs w:val="30"/>
-              </w:rPr>
-              <w:t xml:space="preserve"> de Enfoque Basado en Riesgo (EBR)</w:t>
+              <w:t xml:space="preserve">Metodología de Enfoque Basado en Riesgo (EBR)</w:t>
             </w:r>
           </w:p>
           <w:p>
@@ -208,16 +187,7 @@
                 <w:sz w:val="20"/>
                 <w:szCs w:val="20"/>
               </w:rPr>
-              <w:t>Versión</w:t>
-            </w:r>
-            <w:r>
-              <w:rPr>
-                <w:b/>
-                <w:bCs/>
-                <w:sz w:val="20"/>
-                <w:szCs w:val="20"/>
-              </w:rPr>
-              <w:t>:</w:t>
+              <w:t>Versión:</w:t>
             </w:r>
           </w:p>
         </w:tc>
@@ -275,25 +245,7 @@
                 <w:sz w:val="20"/>
                 <w:szCs w:val="20"/>
               </w:rPr>
-              <w:t xml:space="preserve">Fecha de </w:t>
-            </w:r>
-            <w:r>
-              <w:rPr>
-                <w:b/>
-                <w:bCs/>
-                <w:sz w:val="20"/>
-                <w:szCs w:val="20"/>
-              </w:rPr>
-              <w:t>adopción</w:t>
-            </w:r>
-            <w:r>
-              <w:rPr>
-                <w:b/>
-                <w:bCs/>
-                <w:sz w:val="20"/>
-                <w:szCs w:val="20"/>
-              </w:rPr>
-              <w:t>:</w:t>
+              <w:t xml:space="preserve">Fecha de adopción:</w:t>
             </w:r>
           </w:p>
         </w:tc>
@@ -378,21 +330,7 @@
                 <w:sz w:val="20"/>
                 <w:szCs w:val="20"/>
               </w:rPr>
-              <w:t>Certus PLD</w:t>
-            </w:r>
-            <w:r>
-              <w:rPr>
-                <w:sz w:val="20"/>
-                <w:szCs w:val="20"/>
-              </w:rPr>
-              <w:t xml:space="preserve"> | </w:t>
-            </w:r>
-            <w:r>
-              <w:rPr>
-                <w:sz w:val="20"/>
-                <w:szCs w:val="20"/>
-              </w:rPr>
-              <w:t>CERTUS CONSULTORES/ ESPINOSA SALAZAR</w:t>
+              <w:t xml:space="preserve">Certus PLD | CERTUS CONSULTORES/ ESPINOSA SALAZAR</w:t>
             </w:r>
           </w:p>
         </w:tc>
@@ -450,14 +388,7 @@
                 <w:sz w:val="20"/>
                 <w:szCs w:val="20"/>
               </w:rPr>
-              <w:t>contacto@certusconsultores.com.mx</w:t>
-            </w:r>
-            <w:r>
-              <w:rPr>
-                <w:sz w:val="20"/>
-                <w:szCs w:val="20"/>
-              </w:rPr>
-              <w:t>| 999 163 1363</w:t>
+              <w:t>contacto@certusconsultores.com.mx| 999 163 1363</w:t>
             </w:r>
           </w:p>
         </w:tc>
@@ -515,21 +446,7 @@
                 <w:sz w:val="20"/>
                 <w:szCs w:val="20"/>
               </w:rPr>
-              <w:t xml:space="preserve">Anual - </w:t>
-            </w:r>
-            <w:r>
-              <w:rPr>
-                <w:sz w:val="20"/>
-                <w:szCs w:val="20"/>
-              </w:rPr>
-              <w:t>revisión</w:t>
-            </w:r>
-            <w:r>
-              <w:rPr>
-                <w:sz w:val="20"/>
-                <w:szCs w:val="20"/>
-              </w:rPr>
-              <w:t xml:space="preserve"> obligatoria</w:t>
+              <w:t xml:space="preserve">Anual - revisión obligatoria</w:t>
             </w:r>
           </w:p>
         </w:tc>
@@ -553,103 +470,7 @@
         <w:rPr>
           <w:color w:val="000000"/>
         </w:rPr>
-        <w:t xml:space="preserve">La </w:t>
-      </w:r>
-      <w:r>
-        <w:rPr>
-          <w:color w:val="000000"/>
-        </w:rPr>
-        <w:t>Metodología</w:t>
-      </w:r>
-      <w:r>
-        <w:rPr>
-          <w:color w:val="000000"/>
-        </w:rPr>
-        <w:t xml:space="preserve"> EBR establece el procedimiento para la </w:t>
-      </w:r>
-      <w:r>
-        <w:rPr>
-          <w:color w:val="000000"/>
-        </w:rPr>
-        <w:t>evaluación</w:t>
-      </w:r>
-      <w:r>
-        <w:rPr>
-          <w:color w:val="000000"/>
-        </w:rPr>
-        <w:t xml:space="preserve">, </w:t>
-      </w:r>
-      <w:r>
-        <w:rPr>
-          <w:color w:val="000000"/>
-        </w:rPr>
-        <w:t>clasificación</w:t>
-      </w:r>
-      <w:r>
-        <w:rPr>
-          <w:color w:val="000000"/>
-        </w:rPr>
-        <w:t xml:space="preserve"> y </w:t>
-      </w:r>
-      <w:r>
-        <w:rPr>
-          <w:color w:val="000000"/>
-        </w:rPr>
-        <w:t>gestión</w:t>
-      </w:r>
-      <w:r>
-        <w:rPr>
-          <w:color w:val="000000"/>
-        </w:rPr>
-        <w:t xml:space="preserve"> del riesgo PLD/FT de los clientes, en cumplimiento del </w:t>
-      </w:r>
-      <w:r>
-        <w:rPr>
-          <w:color w:val="000000"/>
-        </w:rPr>
-        <w:t>artículo</w:t>
-      </w:r>
-      <w:r>
-        <w:rPr>
-          <w:color w:val="000000"/>
-        </w:rPr>
-        <w:t xml:space="preserve"> 18 </w:t>
-      </w:r>
-      <w:r>
-        <w:rPr>
-          <w:color w:val="000000"/>
-        </w:rPr>
-        <w:t>fracción</w:t>
-      </w:r>
-      <w:r>
-        <w:rPr>
-          <w:color w:val="000000"/>
-        </w:rPr>
-        <w:t xml:space="preserve"> III de la LFPIORPI. Cada cliente se </w:t>
-      </w:r>
-      <w:r>
-        <w:rPr>
-          <w:color w:val="000000"/>
-        </w:rPr>
-        <w:t>evalúa</w:t>
-      </w:r>
-      <w:r>
-        <w:rPr>
-          <w:color w:val="000000"/>
-        </w:rPr>
-        <w:t xml:space="preserve"> en 6 factores con escala de 1 a 3 puntos, produciendo una </w:t>
-      </w:r>
-      <w:r>
-        <w:rPr>
-          <w:color w:val="000000"/>
-        </w:rPr>
-        <w:t>puntuación</w:t>
-      </w:r>
-      <w:r>
-        <w:rPr>
-          <w:color w:val="000000"/>
-        </w:rPr>
-        <w:t xml:space="preserve"> total sobre 18 que determina su nivel de riesgo.</w:t>
+        <w:t xml:space="preserve">La Metodología EBR establece el procedimiento para la evaluación, clasificación y gestión del riesgo PLD/FT de los clientes, en cumplimiento del artículo 18 fracción VII de la LFPIORPI. Cada cliente se evalúa en 6 factores con escala de 1 a 3 puntos, produciendo una puntuación total sobre 18 que determina su nivel de riesgo.</w:t>
       </w:r>
     </w:p>
     <w:p>
@@ -919,23 +740,7 @@
                 <w:sz w:val="20"/>
                 <w:szCs w:val="20"/>
               </w:rPr>
-              <w:t xml:space="preserve">PF residente en Mexico con </w:t>
-            </w:r>
-            <w:r>
-              <w:rPr>
-                <w:color w:val="000000"/>
-                <w:sz w:val="20"/>
-                <w:szCs w:val="20"/>
-              </w:rPr>
-              <w:t>identificación</w:t>
-            </w:r>
-            <w:r>
-              <w:rPr>
-                <w:color w:val="000000"/>
-                <w:sz w:val="20"/>
-                <w:szCs w:val="20"/>
-              </w:rPr>
-              <w:t xml:space="preserve"> verificada</w:t>
+              <w:t xml:space="preserve">PF residente en Mexico con identificación verificada</w:t>
             </w:r>
           </w:p>
         </w:tc>
@@ -963,15 +768,7 @@
                 <w:sz w:val="20"/>
                 <w:szCs w:val="20"/>
               </w:rPr>
-              <w:t xml:space="preserve">PF con fondos de fuente no habitual o PM de reciente </w:t>
-            </w:r>
-            <w:r>
-              <w:rPr>
-                <w:color w:val="000000"/>
-                <w:sz w:val="20"/>
-                <w:szCs w:val="20"/>
-              </w:rPr>
-              <w:t>constitución</w:t>
+              <w:t xml:space="preserve">PF con fondos de fuente no habitual o PM de reciente constitución</w:t>
             </w:r>
           </w:p>
         </w:tc>
@@ -999,23 +796,7 @@
                 <w:sz w:val="20"/>
                 <w:szCs w:val="20"/>
               </w:rPr>
-              <w:t xml:space="preserve">PM con estructura compleja, beneficiario </w:t>
-            </w:r>
-            <w:r>
-              <w:rPr>
-                <w:color w:val="000000"/>
-                <w:sz w:val="20"/>
-                <w:szCs w:val="20"/>
-              </w:rPr>
-              <w:t>difícil</w:t>
-            </w:r>
-            <w:r>
-              <w:rPr>
-                <w:color w:val="000000"/>
-                <w:sz w:val="20"/>
-                <w:szCs w:val="20"/>
-              </w:rPr>
-              <w:t xml:space="preserve"> de identificar o no residente</w:t>
+              <w:t xml:space="preserve">PM con estructura compleja, beneficiario difícil de identificar o no residente</w:t>
             </w:r>
           </w:p>
         </w:tc>
@@ -1131,23 +912,7 @@
                 <w:sz w:val="20"/>
                 <w:szCs w:val="20"/>
               </w:rPr>
-              <w:t xml:space="preserve">Fondos mixtos o </w:t>
-            </w:r>
-            <w:r>
-              <w:rPr>
-                <w:color w:val="000000"/>
-                <w:sz w:val="20"/>
-                <w:szCs w:val="20"/>
-              </w:rPr>
-              <w:t>préstamo</w:t>
-            </w:r>
-            <w:r>
-              <w:rPr>
-                <w:color w:val="000000"/>
-                <w:sz w:val="20"/>
-                <w:szCs w:val="20"/>
-              </w:rPr>
-              <w:t xml:space="preserve"> familiar</w:t>
+              <w:t xml:space="preserve">Fondos mixtos o préstamo familiar</w:t>
             </w:r>
           </w:p>
         </w:tc>
@@ -1207,8 +972,142 @@
                 <w:sz w:val="20"/>
                 <w:szCs w:val="20"/>
               </w:rPr>
-              <w:t xml:space="preserve">3. Tipo de </w:t>
-            </w:r>
+              <w:t xml:space="preserve">3. Tipo de operación</w:t>
+            </w:r>
+          </w:p>
+        </w:tc>
+        <w:tc>
+          <w:tcPr>
+            <w:tcW w:w="2200" w:type="dxa"/>
+            <w:tcBorders>
+              <w:top w:val="single" w:sz="1" w:space="0" w:color="CCCCCC"/>
+              <w:left w:val="single" w:sz="1" w:space="0" w:color="CCCCCC"/>
+              <w:bottom w:val="single" w:sz="1" w:space="0" w:color="CCCCCC"/>
+              <w:right w:val="single" w:sz="1" w:space="0" w:color="CCCCCC"/>
+            </w:tcBorders>
+            <w:shd w:val="clear" w:color="auto" w:fill="FFFFFF"/>
+            <w:tcMar>
+              <w:top w:w="60" w:type="dxa"/>
+              <w:left w:w="100" w:type="dxa"/>
+              <w:bottom w:w="60" w:type="dxa"/>
+              <w:right w:w="100" w:type="dxa"/>
+            </w:tcMar>
+          </w:tcPr>
+          <w:p>
+            <w:r>
+              <w:rPr>
+                <w:color w:val="000000"/>
+                <w:sz w:val="20"/>
+                <w:szCs w:val="20"/>
+              </w:rPr>
+              <w:t xml:space="preserve">Naturaleza de la transacción</w:t>
+            </w:r>
+          </w:p>
+        </w:tc>
+        <w:tc>
+          <w:tcPr>
+            <w:tcW w:w="1900" w:type="dxa"/>
+            <w:tcBorders>
+              <w:top w:val="single" w:sz="1" w:space="0" w:color="CCCCCC"/>
+              <w:left w:val="single" w:sz="1" w:space="0" w:color="CCCCCC"/>
+              <w:bottom w:val="single" w:sz="1" w:space="0" w:color="CCCCCC"/>
+              <w:right w:val="single" w:sz="1" w:space="0" w:color="CCCCCC"/>
+            </w:tcBorders>
+            <w:shd w:val="clear" w:color="auto" w:fill="FFFFFF"/>
+            <w:tcMar>
+              <w:top w:w="60" w:type="dxa"/>
+              <w:left w:w="100" w:type="dxa"/>
+              <w:bottom w:w="60" w:type="dxa"/>
+              <w:right w:w="100" w:type="dxa"/>
+            </w:tcMar>
+          </w:tcPr>
+          <w:p>
+            <w:r>
+              <w:rPr>
+                <w:color w:val="000000"/>
+                <w:sz w:val="20"/>
+                <w:szCs w:val="20"/>
+              </w:rPr>
+              <w:t>Compraventa de inmueble residencial para uso propio</w:t>
+            </w:r>
+          </w:p>
+        </w:tc>
+        <w:tc>
+          <w:tcPr>
+            <w:tcW w:w="1900" w:type="dxa"/>
+            <w:tcBorders>
+              <w:top w:val="single" w:sz="1" w:space="0" w:color="CCCCCC"/>
+              <w:left w:val="single" w:sz="1" w:space="0" w:color="CCCCCC"/>
+              <w:bottom w:val="single" w:sz="1" w:space="0" w:color="CCCCCC"/>
+              <w:right w:val="single" w:sz="1" w:space="0" w:color="CCCCCC"/>
+            </w:tcBorders>
+            <w:shd w:val="clear" w:color="auto" w:fill="FFFFFF"/>
+            <w:tcMar>
+              <w:top w:w="60" w:type="dxa"/>
+              <w:left w:w="100" w:type="dxa"/>
+              <w:bottom w:w="60" w:type="dxa"/>
+              <w:right w:w="100" w:type="dxa"/>
+            </w:tcMar>
+          </w:tcPr>
+          <w:p>
+            <w:r>
+              <w:rPr>
+                <w:color w:val="000000"/>
+                <w:sz w:val="20"/>
+                <w:szCs w:val="20"/>
+              </w:rPr>
+              <w:t xml:space="preserve">Inversión inmobiliaria habitual o arrendamiento</w:t>
+            </w:r>
+          </w:p>
+        </w:tc>
+        <w:tc>
+          <w:tcPr>
+            <w:tcW w:w="1860" w:type="dxa"/>
+            <w:tcBorders>
+              <w:top w:val="single" w:sz="1" w:space="0" w:color="CCCCCC"/>
+              <w:left w:val="single" w:sz="1" w:space="0" w:color="CCCCCC"/>
+              <w:bottom w:val="single" w:sz="1" w:space="0" w:color="CCCCCC"/>
+              <w:right w:val="single" w:sz="1" w:space="0" w:color="CCCCCC"/>
+            </w:tcBorders>
+            <w:shd w:val="clear" w:color="auto" w:fill="FFFFFF"/>
+            <w:tcMar>
+              <w:top w:w="60" w:type="dxa"/>
+              <w:left w:w="100" w:type="dxa"/>
+              <w:bottom w:w="60" w:type="dxa"/>
+              <w:right w:w="100" w:type="dxa"/>
+            </w:tcMar>
+          </w:tcPr>
+          <w:p>
+            <w:r>
+              <w:rPr>
+                <w:color w:val="000000"/>
+                <w:sz w:val="20"/>
+                <w:szCs w:val="20"/>
+              </w:rPr>
+              <w:t xml:space="preserve">Múltiples adquisiciones, permutas, operaciones de preventa de alto valor</w:t>
+            </w:r>
+          </w:p>
+        </w:tc>
+      </w:tr>
+      <w:tr>
+        <w:tc>
+          <w:tcPr>
+            <w:tcW w:w="1500" w:type="dxa"/>
+            <w:tcBorders>
+              <w:top w:val="single" w:sz="1" w:space="0" w:color="CCCCCC"/>
+              <w:left w:val="single" w:sz="1" w:space="0" w:color="CCCCCC"/>
+              <w:bottom w:val="single" w:sz="1" w:space="0" w:color="CCCCCC"/>
+              <w:right w:val="single" w:sz="1" w:space="0" w:color="CCCCCC"/>
+            </w:tcBorders>
+            <w:shd w:val="clear" w:color="auto" w:fill="EAE0D0"/>
+            <w:tcMar>
+              <w:top w:w="60" w:type="dxa"/>
+              <w:left w:w="100" w:type="dxa"/>
+              <w:bottom w:w="60" w:type="dxa"/>
+              <w:right w:w="100" w:type="dxa"/>
+            </w:tcMar>
+          </w:tcPr>
+          <w:p>
             <w:r>
               <w:rPr>
                 <w:b/>
@@ -1217,7 +1116,7 @@
                 <w:sz w:val="20"/>
                 <w:szCs w:val="20"/>
               </w:rPr>
-              <w:t>operación</w:t>
+              <w:t xml:space="preserve">4. Monto de la operación</w:t>
             </w:r>
           </w:p>
         </w:tc>
@@ -1245,15 +1144,7 @@
                 <w:sz w:val="20"/>
                 <w:szCs w:val="20"/>
               </w:rPr>
-              <w:t xml:space="preserve">Naturaleza de la </w:t>
-            </w:r>
-            <w:r>
-              <w:rPr>
-                <w:color w:val="000000"/>
-                <w:sz w:val="20"/>
-                <w:szCs w:val="20"/>
-              </w:rPr>
-              <w:t>transacción</w:t>
+              <w:t xml:space="preserve">Valor de la transacción</w:t>
             </w:r>
           </w:p>
         </w:tc>
@@ -1281,7 +1172,7 @@
                 <w:sz w:val="20"/>
                 <w:szCs w:val="20"/>
               </w:rPr>
-              <w:t>Compraventa de inmueble residencial para uso propio</w:t>
+              <w:t>Menor a 4,000 UMA (~$469,240 MXN)</w:t>
             </w:r>
           </w:p>
         </w:tc>
@@ -1309,15 +1200,7 @@
                 <w:sz w:val="20"/>
                 <w:szCs w:val="20"/>
               </w:rPr>
-              <w:t>Inversión</w:t>
-            </w:r>
-            <w:r>
-              <w:rPr>
-                <w:color w:val="000000"/>
-                <w:sz w:val="20"/>
-                <w:szCs w:val="20"/>
-              </w:rPr>
-              <w:t xml:space="preserve"> inmobiliaria habitual o arrendamiento</w:t>
+              <w:t>Entre 4,000 y 8,025 UMA (~$469,240 a $941,413 MXN)</w:t>
             </w:r>
           </w:p>
         </w:tc>
@@ -1345,15 +1228,7 @@
                 <w:sz w:val="20"/>
                 <w:szCs w:val="20"/>
               </w:rPr>
-              <w:t>Múltiples</w:t>
-            </w:r>
-            <w:r>
-              <w:rPr>
-                <w:color w:val="000000"/>
-                <w:sz w:val="20"/>
-                <w:szCs w:val="20"/>
-              </w:rPr>
-              <w:t xml:space="preserve"> adquisiciones, permutas, operaciones de preventa de alto valor</w:t>
+              <w:t>Superior a 8,025 UMA (&gt;$941,413 MXN) - requiere aviso al SAT</w:t>
             </w:r>
           </w:p>
         </w:tc>
@@ -1385,8 +1260,142 @@
                 <w:sz w:val="20"/>
                 <w:szCs w:val="20"/>
               </w:rPr>
-              <w:t xml:space="preserve">4. Monto de la </w:t>
-            </w:r>
+              <w:t xml:space="preserve">5. Zona geográfica</w:t>
+            </w:r>
+          </w:p>
+        </w:tc>
+        <w:tc>
+          <w:tcPr>
+            <w:tcW w:w="2200" w:type="dxa"/>
+            <w:tcBorders>
+              <w:top w:val="single" w:sz="1" w:space="0" w:color="CCCCCC"/>
+              <w:left w:val="single" w:sz="1" w:space="0" w:color="CCCCCC"/>
+              <w:bottom w:val="single" w:sz="1" w:space="0" w:color="CCCCCC"/>
+              <w:right w:val="single" w:sz="1" w:space="0" w:color="CCCCCC"/>
+            </w:tcBorders>
+            <w:shd w:val="clear" w:color="auto" w:fill="FFFFFF"/>
+            <w:tcMar>
+              <w:top w:w="60" w:type="dxa"/>
+              <w:left w:w="100" w:type="dxa"/>
+              <w:bottom w:w="60" w:type="dxa"/>
+              <w:right w:w="100" w:type="dxa"/>
+            </w:tcMar>
+          </w:tcPr>
+          <w:p>
+            <w:r>
+              <w:rPr>
+                <w:color w:val="000000"/>
+                <w:sz w:val="20"/>
+                <w:szCs w:val="20"/>
+              </w:rPr>
+              <w:t xml:space="preserve">Ubicación del inmueble</w:t>
+            </w:r>
+          </w:p>
+        </w:tc>
+        <w:tc>
+          <w:tcPr>
+            <w:tcW w:w="1900" w:type="dxa"/>
+            <w:tcBorders>
+              <w:top w:val="single" w:sz="1" w:space="0" w:color="CCCCCC"/>
+              <w:left w:val="single" w:sz="1" w:space="0" w:color="CCCCCC"/>
+              <w:bottom w:val="single" w:sz="1" w:space="0" w:color="CCCCCC"/>
+              <w:right w:val="single" w:sz="1" w:space="0" w:color="CCCCCC"/>
+            </w:tcBorders>
+            <w:shd w:val="clear" w:color="auto" w:fill="FFFFFF"/>
+            <w:tcMar>
+              <w:top w:w="60" w:type="dxa"/>
+              <w:left w:w="100" w:type="dxa"/>
+              <w:bottom w:w="60" w:type="dxa"/>
+              <w:right w:w="100" w:type="dxa"/>
+            </w:tcMar>
+          </w:tcPr>
+          <w:p>
+            <w:r>
+              <w:rPr>
+                <w:color w:val="000000"/>
+                <w:sz w:val="20"/>
+                <w:szCs w:val="20"/>
+              </w:rPr>
+              <w:t>Zona residencial o comercial convencional en estado sin alerta</w:t>
+            </w:r>
+          </w:p>
+        </w:tc>
+        <w:tc>
+          <w:tcPr>
+            <w:tcW w:w="1900" w:type="dxa"/>
+            <w:tcBorders>
+              <w:top w:val="single" w:sz="1" w:space="0" w:color="CCCCCC"/>
+              <w:left w:val="single" w:sz="1" w:space="0" w:color="CCCCCC"/>
+              <w:bottom w:val="single" w:sz="1" w:space="0" w:color="CCCCCC"/>
+              <w:right w:val="single" w:sz="1" w:space="0" w:color="CCCCCC"/>
+            </w:tcBorders>
+            <w:shd w:val="clear" w:color="auto" w:fill="FFFFFF"/>
+            <w:tcMar>
+              <w:top w:w="60" w:type="dxa"/>
+              <w:left w:w="100" w:type="dxa"/>
+              <w:bottom w:w="60" w:type="dxa"/>
+              <w:right w:w="100" w:type="dxa"/>
+            </w:tcMar>
+          </w:tcPr>
+          <w:p>
+            <w:r>
+              <w:rPr>
+                <w:color w:val="000000"/>
+                <w:sz w:val="20"/>
+                <w:szCs w:val="20"/>
+              </w:rPr>
+              <w:t xml:space="preserve">Zona fronteriza, turística de alta densidad o con alerta moderada</w:t>
+            </w:r>
+          </w:p>
+        </w:tc>
+        <w:tc>
+          <w:tcPr>
+            <w:tcW w:w="1860" w:type="dxa"/>
+            <w:tcBorders>
+              <w:top w:val="single" w:sz="1" w:space="0" w:color="CCCCCC"/>
+              <w:left w:val="single" w:sz="1" w:space="0" w:color="CCCCCC"/>
+              <w:bottom w:val="single" w:sz="1" w:space="0" w:color="CCCCCC"/>
+              <w:right w:val="single" w:sz="1" w:space="0" w:color="CCCCCC"/>
+            </w:tcBorders>
+            <w:shd w:val="clear" w:color="auto" w:fill="FFFFFF"/>
+            <w:tcMar>
+              <w:top w:w="60" w:type="dxa"/>
+              <w:left w:w="100" w:type="dxa"/>
+              <w:bottom w:w="60" w:type="dxa"/>
+              <w:right w:w="100" w:type="dxa"/>
+            </w:tcMar>
+          </w:tcPr>
+          <w:p>
+            <w:r>
+              <w:rPr>
+                <w:color w:val="000000"/>
+                <w:sz w:val="20"/>
+                <w:szCs w:val="20"/>
+              </w:rPr>
+              <w:t>Zona con alta incidencia delictiva o clasificada de alto riesgo por GAFI/FATF</w:t>
+            </w:r>
+          </w:p>
+        </w:tc>
+      </w:tr>
+      <w:tr>
+        <w:tc>
+          <w:tcPr>
+            <w:tcW w:w="1500" w:type="dxa"/>
+            <w:tcBorders>
+              <w:top w:val="single" w:sz="1" w:space="0" w:color="CCCCCC"/>
+              <w:left w:val="single" w:sz="1" w:space="0" w:color="CCCCCC"/>
+              <w:bottom w:val="single" w:sz="1" w:space="0" w:color="CCCCCC"/>
+              <w:right w:val="single" w:sz="1" w:space="0" w:color="CCCCCC"/>
+            </w:tcBorders>
+            <w:shd w:val="clear" w:color="auto" w:fill="EAE0D0"/>
+            <w:tcMar>
+              <w:top w:w="60" w:type="dxa"/>
+              <w:left w:w="100" w:type="dxa"/>
+              <w:bottom w:w="60" w:type="dxa"/>
+              <w:right w:w="100" w:type="dxa"/>
+            </w:tcMar>
+          </w:tcPr>
+          <w:p>
             <w:r>
               <w:rPr>
                 <w:b/>
@@ -1395,7 +1404,8 @@
                 <w:sz w:val="20"/>
                 <w:szCs w:val="20"/>
               </w:rPr>
-              <w:t>operación</w:t>
+              <w:lastRenderedPageBreak/>
+              <w:t xml:space="preserve">6. Vínculo con PEP’s</w:t>
             </w:r>
           </w:p>
         </w:tc>
@@ -1423,15 +1433,7 @@
                 <w:sz w:val="20"/>
                 <w:szCs w:val="20"/>
               </w:rPr>
-              <w:t xml:space="preserve">Valor de la </w:t>
-            </w:r>
-            <w:r>
-              <w:rPr>
-                <w:color w:val="000000"/>
-                <w:sz w:val="20"/>
-                <w:szCs w:val="20"/>
-              </w:rPr>
-              <w:t>transacción</w:t>
+              <w:t xml:space="preserve">Relación con funcionarios públicos</w:t>
             </w:r>
           </w:p>
         </w:tc>
@@ -1459,408 +1461,7 @@
                 <w:sz w:val="20"/>
                 <w:szCs w:val="20"/>
               </w:rPr>
-              <w:t>Menor a 4,000 UMA (~$469,240 MXN)</w:t>
-            </w:r>
-          </w:p>
-        </w:tc>
-        <w:tc>
-          <w:tcPr>
-            <w:tcW w:w="1900" w:type="dxa"/>
-            <w:tcBorders>
-              <w:top w:val="single" w:sz="1" w:space="0" w:color="CCCCCC"/>
-              <w:left w:val="single" w:sz="1" w:space="0" w:color="CCCCCC"/>
-              <w:bottom w:val="single" w:sz="1" w:space="0" w:color="CCCCCC"/>
-              <w:right w:val="single" w:sz="1" w:space="0" w:color="CCCCCC"/>
-            </w:tcBorders>
-            <w:shd w:val="clear" w:color="auto" w:fill="FFFFFF"/>
-            <w:tcMar>
-              <w:top w:w="60" w:type="dxa"/>
-              <w:left w:w="100" w:type="dxa"/>
-              <w:bottom w:w="60" w:type="dxa"/>
-              <w:right w:w="100" w:type="dxa"/>
-            </w:tcMar>
-          </w:tcPr>
-          <w:p>
-            <w:r>
-              <w:rPr>
-                <w:color w:val="000000"/>
-                <w:sz w:val="20"/>
-                <w:szCs w:val="20"/>
-              </w:rPr>
-              <w:t>Entre 4,000 y 8,025 UMA (~$469,240 a $941,512 MXN)</w:t>
-            </w:r>
-          </w:p>
-        </w:tc>
-        <w:tc>
-          <w:tcPr>
-            <w:tcW w:w="1860" w:type="dxa"/>
-            <w:tcBorders>
-              <w:top w:val="single" w:sz="1" w:space="0" w:color="CCCCCC"/>
-              <w:left w:val="single" w:sz="1" w:space="0" w:color="CCCCCC"/>
-              <w:bottom w:val="single" w:sz="1" w:space="0" w:color="CCCCCC"/>
-              <w:right w:val="single" w:sz="1" w:space="0" w:color="CCCCCC"/>
-            </w:tcBorders>
-            <w:shd w:val="clear" w:color="auto" w:fill="FFFFFF"/>
-            <w:tcMar>
-              <w:top w:w="60" w:type="dxa"/>
-              <w:left w:w="100" w:type="dxa"/>
-              <w:bottom w:w="60" w:type="dxa"/>
-              <w:right w:w="100" w:type="dxa"/>
-            </w:tcMar>
-          </w:tcPr>
-          <w:p>
-            <w:r>
-              <w:rPr>
-                <w:color w:val="000000"/>
-                <w:sz w:val="20"/>
-                <w:szCs w:val="20"/>
-              </w:rPr>
-              <w:t>Superior a 8,025 UMA (&gt;$941,512 MXN) - requiere aviso al SAT</w:t>
-            </w:r>
-          </w:p>
-        </w:tc>
-      </w:tr>
-      <w:tr>
-        <w:tc>
-          <w:tcPr>
-            <w:tcW w:w="1500" w:type="dxa"/>
-            <w:tcBorders>
-              <w:top w:val="single" w:sz="1" w:space="0" w:color="CCCCCC"/>
-              <w:left w:val="single" w:sz="1" w:space="0" w:color="CCCCCC"/>
-              <w:bottom w:val="single" w:sz="1" w:space="0" w:color="CCCCCC"/>
-              <w:right w:val="single" w:sz="1" w:space="0" w:color="CCCCCC"/>
-            </w:tcBorders>
-            <w:shd w:val="clear" w:color="auto" w:fill="EAE0D0"/>
-            <w:tcMar>
-              <w:top w:w="60" w:type="dxa"/>
-              <w:left w:w="100" w:type="dxa"/>
-              <w:bottom w:w="60" w:type="dxa"/>
-              <w:right w:w="100" w:type="dxa"/>
-            </w:tcMar>
-          </w:tcPr>
-          <w:p>
-            <w:r>
-              <w:rPr>
-                <w:b/>
-                <w:bCs/>
-                <w:color w:val="000000"/>
-                <w:sz w:val="20"/>
-                <w:szCs w:val="20"/>
-              </w:rPr>
-              <w:t xml:space="preserve">5. Zona </w:t>
-            </w:r>
-            <w:r>
-              <w:rPr>
-                <w:b/>
-                <w:bCs/>
-                <w:color w:val="000000"/>
-                <w:sz w:val="20"/>
-                <w:szCs w:val="20"/>
-              </w:rPr>
-              <w:t>geográfica</w:t>
-            </w:r>
-          </w:p>
-        </w:tc>
-        <w:tc>
-          <w:tcPr>
-            <w:tcW w:w="2200" w:type="dxa"/>
-            <w:tcBorders>
-              <w:top w:val="single" w:sz="1" w:space="0" w:color="CCCCCC"/>
-              <w:left w:val="single" w:sz="1" w:space="0" w:color="CCCCCC"/>
-              <w:bottom w:val="single" w:sz="1" w:space="0" w:color="CCCCCC"/>
-              <w:right w:val="single" w:sz="1" w:space="0" w:color="CCCCCC"/>
-            </w:tcBorders>
-            <w:shd w:val="clear" w:color="auto" w:fill="FFFFFF"/>
-            <w:tcMar>
-              <w:top w:w="60" w:type="dxa"/>
-              <w:left w:w="100" w:type="dxa"/>
-              <w:bottom w:w="60" w:type="dxa"/>
-              <w:right w:w="100" w:type="dxa"/>
-            </w:tcMar>
-          </w:tcPr>
-          <w:p>
-            <w:r>
-              <w:rPr>
-                <w:color w:val="000000"/>
-                <w:sz w:val="20"/>
-                <w:szCs w:val="20"/>
-              </w:rPr>
-              <w:t>Ubicación</w:t>
-            </w:r>
-            <w:r>
-              <w:rPr>
-                <w:color w:val="000000"/>
-                <w:sz w:val="20"/>
-                <w:szCs w:val="20"/>
-              </w:rPr>
-              <w:t xml:space="preserve"> del inmueble</w:t>
-            </w:r>
-          </w:p>
-        </w:tc>
-        <w:tc>
-          <w:tcPr>
-            <w:tcW w:w="1900" w:type="dxa"/>
-            <w:tcBorders>
-              <w:top w:val="single" w:sz="1" w:space="0" w:color="CCCCCC"/>
-              <w:left w:val="single" w:sz="1" w:space="0" w:color="CCCCCC"/>
-              <w:bottom w:val="single" w:sz="1" w:space="0" w:color="CCCCCC"/>
-              <w:right w:val="single" w:sz="1" w:space="0" w:color="CCCCCC"/>
-            </w:tcBorders>
-            <w:shd w:val="clear" w:color="auto" w:fill="FFFFFF"/>
-            <w:tcMar>
-              <w:top w:w="60" w:type="dxa"/>
-              <w:left w:w="100" w:type="dxa"/>
-              <w:bottom w:w="60" w:type="dxa"/>
-              <w:right w:w="100" w:type="dxa"/>
-            </w:tcMar>
-          </w:tcPr>
-          <w:p>
-            <w:r>
-              <w:rPr>
-                <w:color w:val="000000"/>
-                <w:sz w:val="20"/>
-                <w:szCs w:val="20"/>
-              </w:rPr>
-              <w:t>Zona residencial o comercial convencional en estado sin alerta</w:t>
-            </w:r>
-          </w:p>
-        </w:tc>
-        <w:tc>
-          <w:tcPr>
-            <w:tcW w:w="1900" w:type="dxa"/>
-            <w:tcBorders>
-              <w:top w:val="single" w:sz="1" w:space="0" w:color="CCCCCC"/>
-              <w:left w:val="single" w:sz="1" w:space="0" w:color="CCCCCC"/>
-              <w:bottom w:val="single" w:sz="1" w:space="0" w:color="CCCCCC"/>
-              <w:right w:val="single" w:sz="1" w:space="0" w:color="CCCCCC"/>
-            </w:tcBorders>
-            <w:shd w:val="clear" w:color="auto" w:fill="FFFFFF"/>
-            <w:tcMar>
-              <w:top w:w="60" w:type="dxa"/>
-              <w:left w:w="100" w:type="dxa"/>
-              <w:bottom w:w="60" w:type="dxa"/>
-              <w:right w:w="100" w:type="dxa"/>
-            </w:tcMar>
-          </w:tcPr>
-          <w:p>
-            <w:r>
-              <w:rPr>
-                <w:color w:val="000000"/>
-                <w:sz w:val="20"/>
-                <w:szCs w:val="20"/>
-              </w:rPr>
-              <w:t xml:space="preserve">Zona fronteriza, </w:t>
-            </w:r>
-            <w:r>
-              <w:rPr>
-                <w:color w:val="000000"/>
-                <w:sz w:val="20"/>
-                <w:szCs w:val="20"/>
-              </w:rPr>
-              <w:t>turística</w:t>
-            </w:r>
-            <w:r>
-              <w:rPr>
-                <w:color w:val="000000"/>
-                <w:sz w:val="20"/>
-                <w:szCs w:val="20"/>
-              </w:rPr>
-              <w:t xml:space="preserve"> de alta densidad o con alerta moderada</w:t>
-            </w:r>
-          </w:p>
-        </w:tc>
-        <w:tc>
-          <w:tcPr>
-            <w:tcW w:w="1860" w:type="dxa"/>
-            <w:tcBorders>
-              <w:top w:val="single" w:sz="1" w:space="0" w:color="CCCCCC"/>
-              <w:left w:val="single" w:sz="1" w:space="0" w:color="CCCCCC"/>
-              <w:bottom w:val="single" w:sz="1" w:space="0" w:color="CCCCCC"/>
-              <w:right w:val="single" w:sz="1" w:space="0" w:color="CCCCCC"/>
-            </w:tcBorders>
-            <w:shd w:val="clear" w:color="auto" w:fill="FFFFFF"/>
-            <w:tcMar>
-              <w:top w:w="60" w:type="dxa"/>
-              <w:left w:w="100" w:type="dxa"/>
-              <w:bottom w:w="60" w:type="dxa"/>
-              <w:right w:w="100" w:type="dxa"/>
-            </w:tcMar>
-          </w:tcPr>
-          <w:p>
-            <w:r>
-              <w:rPr>
-                <w:color w:val="000000"/>
-                <w:sz w:val="20"/>
-                <w:szCs w:val="20"/>
-              </w:rPr>
-              <w:t>Zona con alta incidencia delictiva o clasificada de alto riesgo por GAFI/FATF</w:t>
-            </w:r>
-          </w:p>
-        </w:tc>
-      </w:tr>
-      <w:tr>
-        <w:tc>
-          <w:tcPr>
-            <w:tcW w:w="1500" w:type="dxa"/>
-            <w:tcBorders>
-              <w:top w:val="single" w:sz="1" w:space="0" w:color="CCCCCC"/>
-              <w:left w:val="single" w:sz="1" w:space="0" w:color="CCCCCC"/>
-              <w:bottom w:val="single" w:sz="1" w:space="0" w:color="CCCCCC"/>
-              <w:right w:val="single" w:sz="1" w:space="0" w:color="CCCCCC"/>
-            </w:tcBorders>
-            <w:shd w:val="clear" w:color="auto" w:fill="EAE0D0"/>
-            <w:tcMar>
-              <w:top w:w="60" w:type="dxa"/>
-              <w:left w:w="100" w:type="dxa"/>
-              <w:bottom w:w="60" w:type="dxa"/>
-              <w:right w:w="100" w:type="dxa"/>
-            </w:tcMar>
-          </w:tcPr>
-          <w:p>
-            <w:r>
-              <w:rPr>
-                <w:b/>
-                <w:bCs/>
-                <w:color w:val="000000"/>
-                <w:sz w:val="20"/>
-                <w:szCs w:val="20"/>
-              </w:rPr>
-              <w:lastRenderedPageBreak/>
-              <w:t>6. V</w:t>
-            </w:r>
-            <w:r>
-              <w:rPr>
-                <w:b/>
-                <w:bCs/>
-                <w:color w:val="000000"/>
-                <w:sz w:val="20"/>
-                <w:szCs w:val="20"/>
-              </w:rPr>
-              <w:t>í</w:t>
-            </w:r>
-            <w:r>
-              <w:rPr>
-                <w:b/>
-                <w:bCs/>
-                <w:color w:val="000000"/>
-                <w:sz w:val="20"/>
-                <w:szCs w:val="20"/>
-              </w:rPr>
-              <w:t xml:space="preserve">nculo con </w:t>
-            </w:r>
-            <w:r>
-              <w:rPr>
-                <w:b/>
-                <w:bCs/>
-                <w:color w:val="000000"/>
-                <w:sz w:val="20"/>
-                <w:szCs w:val="20"/>
-              </w:rPr>
-              <w:t>PEP’s</w:t>
-            </w:r>
-          </w:p>
-        </w:tc>
-        <w:tc>
-          <w:tcPr>
-            <w:tcW w:w="2200" w:type="dxa"/>
-            <w:tcBorders>
-              <w:top w:val="single" w:sz="1" w:space="0" w:color="CCCCCC"/>
-              <w:left w:val="single" w:sz="1" w:space="0" w:color="CCCCCC"/>
-              <w:bottom w:val="single" w:sz="1" w:space="0" w:color="CCCCCC"/>
-              <w:right w:val="single" w:sz="1" w:space="0" w:color="CCCCCC"/>
-            </w:tcBorders>
-            <w:shd w:val="clear" w:color="auto" w:fill="FFFFFF"/>
-            <w:tcMar>
-              <w:top w:w="60" w:type="dxa"/>
-              <w:left w:w="100" w:type="dxa"/>
-              <w:bottom w:w="60" w:type="dxa"/>
-              <w:right w:w="100" w:type="dxa"/>
-            </w:tcMar>
-          </w:tcPr>
-          <w:p>
-            <w:r>
-              <w:rPr>
-                <w:color w:val="000000"/>
-                <w:sz w:val="20"/>
-                <w:szCs w:val="20"/>
-              </w:rPr>
-              <w:t>Relación</w:t>
-            </w:r>
-            <w:r>
-              <w:rPr>
-                <w:color w:val="000000"/>
-                <w:sz w:val="20"/>
-                <w:szCs w:val="20"/>
-              </w:rPr>
-              <w:t xml:space="preserve"> con funcionarios </w:t>
-            </w:r>
-            <w:r>
-              <w:rPr>
-                <w:color w:val="000000"/>
-                <w:sz w:val="20"/>
-                <w:szCs w:val="20"/>
-              </w:rPr>
-              <w:t>públicos</w:t>
-            </w:r>
-          </w:p>
-        </w:tc>
-        <w:tc>
-          <w:tcPr>
-            <w:tcW w:w="1900" w:type="dxa"/>
-            <w:tcBorders>
-              <w:top w:val="single" w:sz="1" w:space="0" w:color="CCCCCC"/>
-              <w:left w:val="single" w:sz="1" w:space="0" w:color="CCCCCC"/>
-              <w:bottom w:val="single" w:sz="1" w:space="0" w:color="CCCCCC"/>
-              <w:right w:val="single" w:sz="1" w:space="0" w:color="CCCCCC"/>
-            </w:tcBorders>
-            <w:shd w:val="clear" w:color="auto" w:fill="FFFFFF"/>
-            <w:tcMar>
-              <w:top w:w="60" w:type="dxa"/>
-              <w:left w:w="100" w:type="dxa"/>
-              <w:bottom w:w="60" w:type="dxa"/>
-              <w:right w:w="100" w:type="dxa"/>
-            </w:tcMar>
-          </w:tcPr>
-          <w:p>
-            <w:r>
-              <w:rPr>
-                <w:color w:val="000000"/>
-                <w:sz w:val="20"/>
-                <w:szCs w:val="20"/>
-              </w:rPr>
-              <w:t xml:space="preserve">Sin </w:t>
-            </w:r>
-            <w:r>
-              <w:rPr>
-                <w:color w:val="000000"/>
-                <w:sz w:val="20"/>
-                <w:szCs w:val="20"/>
-              </w:rPr>
-              <w:t>vínculo</w:t>
-            </w:r>
-            <w:r>
-              <w:rPr>
-                <w:color w:val="000000"/>
-                <w:sz w:val="20"/>
-                <w:szCs w:val="20"/>
-              </w:rPr>
-              <w:t xml:space="preserve"> con </w:t>
-            </w:r>
-            <w:r>
-              <w:rPr>
-                <w:color w:val="000000"/>
-                <w:sz w:val="20"/>
-                <w:szCs w:val="20"/>
-              </w:rPr>
-              <w:t>PEP’s</w:t>
-            </w:r>
-            <w:r>
-              <w:rPr>
-                <w:color w:val="000000"/>
-                <w:sz w:val="20"/>
-                <w:szCs w:val="20"/>
-              </w:rPr>
-              <w:t xml:space="preserve"> declarado y verificado</w:t>
+              <w:t xml:space="preserve">Sin vínculo con PEP’s declarado y verificado</w:t>
             </w:r>
           </w:p>
         </w:tc>
@@ -1928,13 +1529,7 @@
         <w:pStyle w:val="Ttulo1"/>
       </w:pPr>
       <w:r>
-        <w:t xml:space="preserve">III. </w:t>
-      </w:r>
-      <w:r>
-        <w:t>Clasificación</w:t>
-      </w:r>
-      <w:r>
-        <w:t xml:space="preserve"> de Riesgo y Acciones</w:t>
+        <w:t xml:space="preserve">III. Clasificación de Riesgo y Acciones</w:t>
       </w:r>
     </w:p>
     <w:tbl>
@@ -1986,8 +1581,28 @@
                 <w:sz w:val="17"/>
                 <w:szCs w:val="17"/>
               </w:rPr>
-              <w:t>Puntuación</w:t>
-            </w:r>
+              <w:t xml:space="preserve">Puntuación total</w:t>
+            </w:r>
+          </w:p>
+        </w:tc>
+        <w:tc>
+          <w:tcPr>
+            <w:tcW w:w="2500" w:type="dxa"/>
+            <w:tcBorders>
+              <w:top w:val="single" w:sz="2" w:space="0" w:color="1F3564"/>
+              <w:left w:val="single" w:sz="2" w:space="0" w:color="1F3564"/>
+              <w:bottom w:val="single" w:sz="2" w:space="0" w:color="1F3564"/>
+              <w:right w:val="single" w:sz="2" w:space="0" w:color="1F3564"/>
+            </w:tcBorders>
+            <w:shd w:val="clear" w:color="auto" w:fill="1F3564"/>
+            <w:tcMar>
+              <w:top w:w="60" w:type="dxa"/>
+              <w:left w:w="100" w:type="dxa"/>
+              <w:bottom w:w="60" w:type="dxa"/>
+              <w:right w:w="100" w:type="dxa"/>
+            </w:tcMar>
+          </w:tcPr>
+          <w:p>
             <w:r>
               <w:rPr>
                 <w:b/>
@@ -1996,13 +1611,13 @@
                 <w:sz w:val="17"/>
                 <w:szCs w:val="17"/>
               </w:rPr>
-              <w:t xml:space="preserve"> total</w:t>
-            </w:r>
-          </w:p>
-        </w:tc>
-        <w:tc>
-          <w:tcPr>
-            <w:tcW w:w="2500" w:type="dxa"/>
+              <w:t>Nivel de riesgo</w:t>
+            </w:r>
+          </w:p>
+        </w:tc>
+        <w:tc>
+          <w:tcPr>
+            <w:tcW w:w="4860" w:type="dxa"/>
             <w:tcBorders>
               <w:top w:val="single" w:sz="2" w:space="0" w:color="1F3564"/>
               <w:left w:val="single" w:sz="2" w:space="0" w:color="1F3564"/>
@@ -2026,20 +1641,22 @@
                 <w:sz w:val="17"/>
                 <w:szCs w:val="17"/>
               </w:rPr>
-              <w:t>Nivel de riesgo</w:t>
-            </w:r>
-          </w:p>
-        </w:tc>
-        <w:tc>
-          <w:tcPr>
-            <w:tcW w:w="4860" w:type="dxa"/>
+              <w:t>Acciones requeridas</w:t>
+            </w:r>
+          </w:p>
+        </w:tc>
+      </w:tr>
+      <w:tr>
+        <w:tc>
+          <w:tcPr>
+            <w:tcW w:w="2000" w:type="dxa"/>
             <w:tcBorders>
               <w:top w:val="single" w:sz="2" w:space="0" w:color="1F3564"/>
-              <w:left w:val="single" w:sz="2" w:space="0" w:color="1F3564"/>
-              <w:bottom w:val="single" w:sz="2" w:space="0" w:color="1F3564"/>
-              <w:right w:val="single" w:sz="2" w:space="0" w:color="1F3564"/>
-            </w:tcBorders>
-            <w:shd w:val="clear" w:color="auto" w:fill="1F3564"/>
+              <w:left w:val="single" w:sz="1" w:space="0" w:color="CCCCCC"/>
+              <w:bottom w:val="single" w:sz="1" w:space="0" w:color="CCCCCC"/>
+              <w:right w:val="single" w:sz="1" w:space="0" w:color="CCCCCC"/>
+            </w:tcBorders>
+            <w:shd w:val="clear" w:color="auto" w:fill="EAE0D0"/>
             <w:tcMar>
               <w:top w:w="60" w:type="dxa"/>
               <w:left w:w="100" w:type="dxa"/>
@@ -2052,11 +1669,67 @@
               <w:rPr>
                 <w:b/>
                 <w:bCs/>
-                <w:color w:val="FFFFFF"/>
-                <w:sz w:val="17"/>
-                <w:szCs w:val="17"/>
-              </w:rPr>
-              <w:t>Acciones requeridas</w:t>
+                <w:color w:val="000000"/>
+                <w:sz w:val="20"/>
+                <w:szCs w:val="20"/>
+              </w:rPr>
+              <w:t>6 a 9 puntos</w:t>
+            </w:r>
+          </w:p>
+        </w:tc>
+        <w:tc>
+          <w:tcPr>
+            <w:tcW w:w="2500" w:type="dxa"/>
+            <w:tcBorders>
+              <w:top w:val="single" w:sz="2" w:space="0" w:color="1F3564"/>
+              <w:left w:val="single" w:sz="1" w:space="0" w:color="CCCCCC"/>
+              <w:bottom w:val="single" w:sz="1" w:space="0" w:color="CCCCCC"/>
+              <w:right w:val="single" w:sz="1" w:space="0" w:color="CCCCCC"/>
+            </w:tcBorders>
+            <w:shd w:val="clear" w:color="auto" w:fill="FFFFFF"/>
+            <w:tcMar>
+              <w:top w:w="60" w:type="dxa"/>
+              <w:left w:w="100" w:type="dxa"/>
+              <w:bottom w:w="60" w:type="dxa"/>
+              <w:right w:w="100" w:type="dxa"/>
+            </w:tcMar>
+          </w:tcPr>
+          <w:p>
+            <w:r>
+              <w:rPr>
+                <w:color w:val="000000"/>
+                <w:sz w:val="20"/>
+                <w:szCs w:val="20"/>
+              </w:rPr>
+              <w:t>BAJO — VERDE</w:t>
+            </w:r>
+          </w:p>
+        </w:tc>
+        <w:tc>
+          <w:tcPr>
+            <w:tcW w:w="4860" w:type="dxa"/>
+            <w:tcBorders>
+              <w:top w:val="single" w:sz="2" w:space="0" w:color="1F3564"/>
+              <w:left w:val="single" w:sz="1" w:space="0" w:color="CCCCCC"/>
+              <w:bottom w:val="single" w:sz="1" w:space="0" w:color="CCCCCC"/>
+              <w:right w:val="single" w:sz="1" w:space="0" w:color="CCCCCC"/>
+            </w:tcBorders>
+            <w:shd w:val="clear" w:color="auto" w:fill="FFFFFF"/>
+            <w:tcMar>
+              <w:top w:w="60" w:type="dxa"/>
+              <w:left w:w="100" w:type="dxa"/>
+              <w:bottom w:w="60" w:type="dxa"/>
+              <w:right w:w="100" w:type="dxa"/>
+            </w:tcMar>
+          </w:tcPr>
+          <w:p>
+            <w:r>
+              <w:rPr>
+                <w:color w:val="000000"/>
+                <w:sz w:val="20"/>
+                <w:szCs w:val="20"/>
+              </w:rPr>
+              <w:t xml:space="preserve">KYC básico. Expediente estándar. Monitoreo ordinario anual.</w:t>
             </w:r>
           </w:p>
         </w:tc>
@@ -2066,7 +1739,7 @@
           <w:tcPr>
             <w:tcW w:w="2000" w:type="dxa"/>
             <w:tcBorders>
-              <w:top w:val="single" w:sz="2" w:space="0" w:color="1F3564"/>
+              <w:top w:val="single" w:sz="1" w:space="0" w:color="CCCCCC"/>
               <w:left w:val="single" w:sz="1" w:space="0" w:color="CCCCCC"/>
               <w:bottom w:val="single" w:sz="1" w:space="0" w:color="CCCCCC"/>
               <w:right w:val="single" w:sz="1" w:space="0" w:color="CCCCCC"/>
@@ -2088,7 +1761,7 @@
                 <w:sz w:val="20"/>
                 <w:szCs w:val="20"/>
               </w:rPr>
-              <w:t>6 a 9 puntos</w:t>
+              <w:t>10 a 14 puntos</w:t>
             </w:r>
           </w:p>
         </w:tc>
@@ -2096,27 +1769,27 @@
           <w:tcPr>
             <w:tcW w:w="2500" w:type="dxa"/>
             <w:tcBorders>
-              <w:top w:val="single" w:sz="2" w:space="0" w:color="1F3564"/>
-              <w:left w:val="single" w:sz="1" w:space="0" w:color="CCCCCC"/>
-              <w:bottom w:val="single" w:sz="1" w:space="0" w:color="CCCCCC"/>
-              <w:right w:val="single" w:sz="1" w:space="0" w:color="CCCCCC"/>
-            </w:tcBorders>
-            <w:shd w:val="clear" w:color="auto" w:fill="FFFFFF"/>
-            <w:tcMar>
-              <w:top w:w="60" w:type="dxa"/>
-              <w:left w:w="100" w:type="dxa"/>
-              <w:bottom w:w="60" w:type="dxa"/>
-              <w:right w:w="100" w:type="dxa"/>
-            </w:tcMar>
-          </w:tcPr>
-          <w:p>
-            <w:r>
-              <w:rPr>
-                <w:color w:val="000000"/>
-                <w:sz w:val="20"/>
-                <w:szCs w:val="20"/>
-              </w:rPr>
-              <w:t>BAJO — VERDE</w:t>
+              <w:top w:val="single" w:sz="1" w:space="0" w:color="CCCCCC"/>
+              <w:left w:val="single" w:sz="1" w:space="0" w:color="CCCCCC"/>
+              <w:bottom w:val="single" w:sz="1" w:space="0" w:color="CCCCCC"/>
+              <w:right w:val="single" w:sz="1" w:space="0" w:color="CCCCCC"/>
+            </w:tcBorders>
+            <w:shd w:val="clear" w:color="auto" w:fill="FFFFFF"/>
+            <w:tcMar>
+              <w:top w:w="60" w:type="dxa"/>
+              <w:left w:w="100" w:type="dxa"/>
+              <w:bottom w:w="60" w:type="dxa"/>
+              <w:right w:w="100" w:type="dxa"/>
+            </w:tcMar>
+          </w:tcPr>
+          <w:p>
+            <w:r>
+              <w:rPr>
+                <w:color w:val="000000"/>
+                <w:sz w:val="20"/>
+                <w:szCs w:val="20"/>
+              </w:rPr>
+              <w:t>MEDIO — AMARILLO</w:t>
             </w:r>
           </w:p>
         </w:tc>
@@ -2124,59 +1797,27 @@
           <w:tcPr>
             <w:tcW w:w="4860" w:type="dxa"/>
             <w:tcBorders>
-              <w:top w:val="single" w:sz="2" w:space="0" w:color="1F3564"/>
-              <w:left w:val="single" w:sz="1" w:space="0" w:color="CCCCCC"/>
-              <w:bottom w:val="single" w:sz="1" w:space="0" w:color="CCCCCC"/>
-              <w:right w:val="single" w:sz="1" w:space="0" w:color="CCCCCC"/>
-            </w:tcBorders>
-            <w:shd w:val="clear" w:color="auto" w:fill="FFFFFF"/>
-            <w:tcMar>
-              <w:top w:w="60" w:type="dxa"/>
-              <w:left w:w="100" w:type="dxa"/>
-              <w:bottom w:w="60" w:type="dxa"/>
-              <w:right w:w="100" w:type="dxa"/>
-            </w:tcMar>
-          </w:tcPr>
-          <w:p>
-            <w:r>
-              <w:rPr>
-                <w:color w:val="000000"/>
-                <w:sz w:val="20"/>
-                <w:szCs w:val="20"/>
-              </w:rPr>
-              <w:t xml:space="preserve">KYC </w:t>
-            </w:r>
-            <w:r>
-              <w:rPr>
-                <w:color w:val="000000"/>
-                <w:sz w:val="20"/>
-                <w:szCs w:val="20"/>
-              </w:rPr>
-              <w:t>básico</w:t>
-            </w:r>
-            <w:r>
-              <w:rPr>
-                <w:color w:val="000000"/>
-                <w:sz w:val="20"/>
-                <w:szCs w:val="20"/>
-              </w:rPr>
-              <w:t xml:space="preserve">. Expediente </w:t>
-            </w:r>
-            <w:r>
-              <w:rPr>
-                <w:color w:val="000000"/>
-                <w:sz w:val="20"/>
-                <w:szCs w:val="20"/>
-              </w:rPr>
-              <w:t>estándar</w:t>
-            </w:r>
-            <w:r>
-              <w:rPr>
-                <w:color w:val="000000"/>
-                <w:sz w:val="20"/>
-                <w:szCs w:val="20"/>
-              </w:rPr>
-              <w:t>. Monitoreo ordinario anual.</w:t>
+              <w:top w:val="single" w:sz="1" w:space="0" w:color="CCCCCC"/>
+              <w:left w:val="single" w:sz="1" w:space="0" w:color="CCCCCC"/>
+              <w:bottom w:val="single" w:sz="1" w:space="0" w:color="CCCCCC"/>
+              <w:right w:val="single" w:sz="1" w:space="0" w:color="CCCCCC"/>
+            </w:tcBorders>
+            <w:shd w:val="clear" w:color="auto" w:fill="FFFFFF"/>
+            <w:tcMar>
+              <w:top w:w="60" w:type="dxa"/>
+              <w:left w:w="100" w:type="dxa"/>
+              <w:bottom w:w="60" w:type="dxa"/>
+              <w:right w:w="100" w:type="dxa"/>
+            </w:tcMar>
+          </w:tcPr>
+          <w:p>
+            <w:r>
+              <w:rPr>
+                <w:color w:val="000000"/>
+                <w:sz w:val="20"/>
+                <w:szCs w:val="20"/>
+              </w:rPr>
+              <w:t xml:space="preserve">KYC reforzado. Verificación adicional del origen de fondos. Monitoreo semestral.</w:t>
             </w:r>
           </w:p>
         </w:tc>
@@ -2208,7 +1849,7 @@
                 <w:sz w:val="20"/>
                 <w:szCs w:val="20"/>
               </w:rPr>
-              <w:t>10 a 14 puntos</w:t>
+              <w:t>15 a 18 puntos</w:t>
             </w:r>
           </w:p>
         </w:tc>
@@ -2236,7 +1877,7 @@
                 <w:sz w:val="20"/>
                 <w:szCs w:val="20"/>
               </w:rPr>
-              <w:t>MEDIO — AMARILLO</w:t>
+              <w:t>ALTO — ROJO</w:t>
             </w:r>
           </w:p>
         </w:tc>
@@ -2264,127 +1905,7 @@
                 <w:sz w:val="20"/>
                 <w:szCs w:val="20"/>
               </w:rPr>
-              <w:t xml:space="preserve">KYC reforzado. </w:t>
-            </w:r>
-            <w:r>
-              <w:rPr>
-                <w:color w:val="000000"/>
-                <w:sz w:val="20"/>
-                <w:szCs w:val="20"/>
-              </w:rPr>
-              <w:t>Verificación</w:t>
-            </w:r>
-            <w:r>
-              <w:rPr>
-                <w:color w:val="000000"/>
-                <w:sz w:val="20"/>
-                <w:szCs w:val="20"/>
-              </w:rPr>
-              <w:t xml:space="preserve"> adicional del origen de fondos. Monitoreo semestral.</w:t>
-            </w:r>
-          </w:p>
-        </w:tc>
-      </w:tr>
-      <w:tr>
-        <w:tc>
-          <w:tcPr>
-            <w:tcW w:w="2000" w:type="dxa"/>
-            <w:tcBorders>
-              <w:top w:val="single" w:sz="1" w:space="0" w:color="CCCCCC"/>
-              <w:left w:val="single" w:sz="1" w:space="0" w:color="CCCCCC"/>
-              <w:bottom w:val="single" w:sz="1" w:space="0" w:color="CCCCCC"/>
-              <w:right w:val="single" w:sz="1" w:space="0" w:color="CCCCCC"/>
-            </w:tcBorders>
-            <w:shd w:val="clear" w:color="auto" w:fill="EAE0D0"/>
-            <w:tcMar>
-              <w:top w:w="60" w:type="dxa"/>
-              <w:left w:w="100" w:type="dxa"/>
-              <w:bottom w:w="60" w:type="dxa"/>
-              <w:right w:w="100" w:type="dxa"/>
-            </w:tcMar>
-          </w:tcPr>
-          <w:p>
-            <w:r>
-              <w:rPr>
-                <w:b/>
-                <w:bCs/>
-                <w:color w:val="000000"/>
-                <w:sz w:val="20"/>
-                <w:szCs w:val="20"/>
-              </w:rPr>
-              <w:t>15 a 18 puntos</w:t>
-            </w:r>
-          </w:p>
-        </w:tc>
-        <w:tc>
-          <w:tcPr>
-            <w:tcW w:w="2500" w:type="dxa"/>
-            <w:tcBorders>
-              <w:top w:val="single" w:sz="1" w:space="0" w:color="CCCCCC"/>
-              <w:left w:val="single" w:sz="1" w:space="0" w:color="CCCCCC"/>
-              <w:bottom w:val="single" w:sz="1" w:space="0" w:color="CCCCCC"/>
-              <w:right w:val="single" w:sz="1" w:space="0" w:color="CCCCCC"/>
-            </w:tcBorders>
-            <w:shd w:val="clear" w:color="auto" w:fill="FFFFFF"/>
-            <w:tcMar>
-              <w:top w:w="60" w:type="dxa"/>
-              <w:left w:w="100" w:type="dxa"/>
-              <w:bottom w:w="60" w:type="dxa"/>
-              <w:right w:w="100" w:type="dxa"/>
-            </w:tcMar>
-          </w:tcPr>
-          <w:p>
-            <w:r>
-              <w:rPr>
-                <w:color w:val="000000"/>
-                <w:sz w:val="20"/>
-                <w:szCs w:val="20"/>
-              </w:rPr>
-              <w:t>ALTO — ROJO</w:t>
-            </w:r>
-          </w:p>
-        </w:tc>
-        <w:tc>
-          <w:tcPr>
-            <w:tcW w:w="4860" w:type="dxa"/>
-            <w:tcBorders>
-              <w:top w:val="single" w:sz="1" w:space="0" w:color="CCCCCC"/>
-              <w:left w:val="single" w:sz="1" w:space="0" w:color="CCCCCC"/>
-              <w:bottom w:val="single" w:sz="1" w:space="0" w:color="CCCCCC"/>
-              <w:right w:val="single" w:sz="1" w:space="0" w:color="CCCCCC"/>
-            </w:tcBorders>
-            <w:shd w:val="clear" w:color="auto" w:fill="FFFFFF"/>
-            <w:tcMar>
-              <w:top w:w="60" w:type="dxa"/>
-              <w:left w:w="100" w:type="dxa"/>
-              <w:bottom w:w="60" w:type="dxa"/>
-              <w:right w:w="100" w:type="dxa"/>
-            </w:tcMar>
-          </w:tcPr>
-          <w:p>
-            <w:r>
-              <w:rPr>
-                <w:color w:val="000000"/>
-                <w:sz w:val="20"/>
-                <w:szCs w:val="20"/>
-              </w:rPr>
-              <w:t xml:space="preserve">KYC intensivo. Debida diligencia reforzada. Reporte al Repr. de Cumplimiento. </w:t>
-            </w:r>
-            <w:r>
-              <w:rPr>
-                <w:color w:val="000000"/>
-                <w:sz w:val="20"/>
-                <w:szCs w:val="20"/>
-              </w:rPr>
-              <w:t>Consideración</w:t>
-            </w:r>
-            <w:r>
-              <w:rPr>
-                <w:color w:val="000000"/>
-                <w:sz w:val="20"/>
-                <w:szCs w:val="20"/>
-              </w:rPr>
-              <w:t xml:space="preserve"> de no operar. Aviso al SAT si corresponde.</w:t>
+              <w:t xml:space="preserve">KYC intensivo. Debida diligencia reforzada. Reporte al Repr. de Cumplimiento. Consideración de no operar. Aviso al SAT si corresponde.</w:t>
             </w:r>
           </w:p>
         </w:tc>
@@ -2396,13 +1917,7 @@
         <w:pStyle w:val="Ttulo1"/>
       </w:pPr>
       <w:r>
-        <w:t xml:space="preserve">IV. Ficha de </w:t>
-      </w:r>
-      <w:r>
-        <w:t>Evaluación</w:t>
-      </w:r>
-      <w:r>
-        <w:t xml:space="preserve"> EBR por Cliente</w:t>
+        <w:t xml:space="preserve">IV. Ficha de Evaluación EBR por Cliente</w:t>
       </w:r>
     </w:p>
     <w:tbl>
@@ -2568,16 +2083,7 @@
                 <w:sz w:val="20"/>
                 <w:szCs w:val="20"/>
               </w:rPr>
-              <w:t>Operación</w:t>
-            </w:r>
-            <w:r>
-              <w:rPr>
-                <w:b/>
-                <w:bCs/>
-                <w:sz w:val="20"/>
-                <w:szCs w:val="20"/>
-              </w:rPr>
-              <w:t>:</w:t>
+              <w:t>Operación:</w:t>
             </w:r>
           </w:p>
         </w:tc>
@@ -2604,21 +2110,7 @@
                 <w:sz w:val="20"/>
                 <w:szCs w:val="20"/>
               </w:rPr>
-              <w:t>[</w:t>
-            </w:r>
-            <w:r>
-              <w:rPr>
-                <w:sz w:val="20"/>
-                <w:szCs w:val="20"/>
-              </w:rPr>
-              <w:t>Descripción</w:t>
-            </w:r>
-            <w:r>
-              <w:rPr>
-                <w:sz w:val="20"/>
-                <w:szCs w:val="20"/>
-              </w:rPr>
-              <w:t>]</w:t>
+              <w:t>[Descripción]</w:t>
             </w:r>
           </w:p>
         </w:tc>
@@ -3040,8 +2532,77 @@
                 <w:sz w:val="20"/>
                 <w:szCs w:val="20"/>
               </w:rPr>
-              <w:t xml:space="preserve">3. Tipo de </w:t>
-            </w:r>
+              <w:t xml:space="preserve">3. Tipo de operación</w:t>
+            </w:r>
+          </w:p>
+        </w:tc>
+        <w:tc>
+          <w:tcPr>
+            <w:tcW w:w="2500" w:type="dxa"/>
+            <w:tcBorders>
+              <w:top w:val="single" w:sz="1" w:space="0" w:color="CCCCCC"/>
+              <w:left w:val="single" w:sz="1" w:space="0" w:color="CCCCCC"/>
+              <w:bottom w:val="single" w:sz="1" w:space="0" w:color="CCCCCC"/>
+              <w:right w:val="single" w:sz="1" w:space="0" w:color="CCCCCC"/>
+            </w:tcBorders>
+            <w:shd w:val="clear" w:color="auto" w:fill="FFFFFF"/>
+            <w:tcMar>
+              <w:top w:w="60" w:type="dxa"/>
+              <w:left w:w="100" w:type="dxa"/>
+              <w:bottom w:w="60" w:type="dxa"/>
+              <w:right w:w="100" w:type="dxa"/>
+            </w:tcMar>
+          </w:tcPr>
+          <w:p>
+            <w:r>
+              <w:rPr>
+                <w:color w:val="000000"/>
+                <w:sz w:val="20"/>
+                <w:szCs w:val="20"/>
+              </w:rPr>
+              <w:t>[ ] 1  [ ] 2  [ ] 3</w:t>
+            </w:r>
+          </w:p>
+        </w:tc>
+        <w:tc>
+          <w:tcPr>
+            <w:tcW w:w="4360" w:type="dxa"/>
+            <w:tcBorders>
+              <w:top w:val="single" w:sz="1" w:space="0" w:color="CCCCCC"/>
+              <w:left w:val="single" w:sz="1" w:space="0" w:color="CCCCCC"/>
+              <w:bottom w:val="single" w:sz="1" w:space="0" w:color="CCCCCC"/>
+              <w:right w:val="single" w:sz="1" w:space="0" w:color="CCCCCC"/>
+            </w:tcBorders>
+            <w:shd w:val="clear" w:color="auto" w:fill="FFFFFF"/>
+            <w:tcMar>
+              <w:top w:w="60" w:type="dxa"/>
+              <w:left w:w="100" w:type="dxa"/>
+              <w:bottom w:w="60" w:type="dxa"/>
+              <w:right w:w="100" w:type="dxa"/>
+            </w:tcMar>
+          </w:tcPr>
+          <w:p/>
+        </w:tc>
+      </w:tr>
+      <w:tr>
+        <w:tc>
+          <w:tcPr>
+            <w:tcW w:w="2500" w:type="dxa"/>
+            <w:tcBorders>
+              <w:top w:val="single" w:sz="1" w:space="0" w:color="CCCCCC"/>
+              <w:left w:val="single" w:sz="1" w:space="0" w:color="CCCCCC"/>
+              <w:bottom w:val="single" w:sz="1" w:space="0" w:color="CCCCCC"/>
+              <w:right w:val="single" w:sz="1" w:space="0" w:color="CCCCCC"/>
+            </w:tcBorders>
+            <w:shd w:val="clear" w:color="auto" w:fill="EAE0D0"/>
+            <w:tcMar>
+              <w:top w:w="60" w:type="dxa"/>
+              <w:left w:w="100" w:type="dxa"/>
+              <w:bottom w:w="60" w:type="dxa"/>
+              <w:right w:w="100" w:type="dxa"/>
+            </w:tcMar>
+          </w:tcPr>
+          <w:p>
             <w:r>
               <w:rPr>
                 <w:b/>
@@ -3050,7 +2611,7 @@
                 <w:sz w:val="20"/>
                 <w:szCs w:val="20"/>
               </w:rPr>
-              <w:t>operación</w:t>
+              <w:t xml:space="preserve">4. Monto de la operación</w:t>
             </w:r>
           </w:p>
         </w:tc>
@@ -3129,8 +2690,77 @@
                 <w:sz w:val="20"/>
                 <w:szCs w:val="20"/>
               </w:rPr>
-              <w:t xml:space="preserve">4. Monto de la </w:t>
-            </w:r>
+              <w:t xml:space="preserve">5. Zona geográfica</w:t>
+            </w:r>
+          </w:p>
+        </w:tc>
+        <w:tc>
+          <w:tcPr>
+            <w:tcW w:w="2500" w:type="dxa"/>
+            <w:tcBorders>
+              <w:top w:val="single" w:sz="1" w:space="0" w:color="CCCCCC"/>
+              <w:left w:val="single" w:sz="1" w:space="0" w:color="CCCCCC"/>
+              <w:bottom w:val="single" w:sz="1" w:space="0" w:color="CCCCCC"/>
+              <w:right w:val="single" w:sz="1" w:space="0" w:color="CCCCCC"/>
+            </w:tcBorders>
+            <w:shd w:val="clear" w:color="auto" w:fill="FFFFFF"/>
+            <w:tcMar>
+              <w:top w:w="60" w:type="dxa"/>
+              <w:left w:w="100" w:type="dxa"/>
+              <w:bottom w:w="60" w:type="dxa"/>
+              <w:right w:w="100" w:type="dxa"/>
+            </w:tcMar>
+          </w:tcPr>
+          <w:p>
+            <w:r>
+              <w:rPr>
+                <w:color w:val="000000"/>
+                <w:sz w:val="20"/>
+                <w:szCs w:val="20"/>
+              </w:rPr>
+              <w:t>[ ] 1  [ ] 2  [ ] 3</w:t>
+            </w:r>
+          </w:p>
+        </w:tc>
+        <w:tc>
+          <w:tcPr>
+            <w:tcW w:w="4360" w:type="dxa"/>
+            <w:tcBorders>
+              <w:top w:val="single" w:sz="1" w:space="0" w:color="CCCCCC"/>
+              <w:left w:val="single" w:sz="1" w:space="0" w:color="CCCCCC"/>
+              <w:bottom w:val="single" w:sz="1" w:space="0" w:color="CCCCCC"/>
+              <w:right w:val="single" w:sz="1" w:space="0" w:color="CCCCCC"/>
+            </w:tcBorders>
+            <w:shd w:val="clear" w:color="auto" w:fill="FFFFFF"/>
+            <w:tcMar>
+              <w:top w:w="60" w:type="dxa"/>
+              <w:left w:w="100" w:type="dxa"/>
+              <w:bottom w:w="60" w:type="dxa"/>
+              <w:right w:w="100" w:type="dxa"/>
+            </w:tcMar>
+          </w:tcPr>
+          <w:p/>
+        </w:tc>
+      </w:tr>
+      <w:tr>
+        <w:tc>
+          <w:tcPr>
+            <w:tcW w:w="2500" w:type="dxa"/>
+            <w:tcBorders>
+              <w:top w:val="single" w:sz="1" w:space="0" w:color="CCCCCC"/>
+              <w:left w:val="single" w:sz="1" w:space="0" w:color="CCCCCC"/>
+              <w:bottom w:val="single" w:sz="1" w:space="0" w:color="CCCCCC"/>
+              <w:right w:val="single" w:sz="1" w:space="0" w:color="CCCCCC"/>
+            </w:tcBorders>
+            <w:shd w:val="clear" w:color="auto" w:fill="EAE0D0"/>
+            <w:tcMar>
+              <w:top w:w="60" w:type="dxa"/>
+              <w:left w:w="100" w:type="dxa"/>
+              <w:bottom w:w="60" w:type="dxa"/>
+              <w:right w:w="100" w:type="dxa"/>
+            </w:tcMar>
+          </w:tcPr>
+          <w:p>
             <w:r>
               <w:rPr>
                 <w:b/>
@@ -3139,205 +2769,7 @@
                 <w:sz w:val="20"/>
                 <w:szCs w:val="20"/>
               </w:rPr>
-              <w:t>operación</w:t>
-            </w:r>
-          </w:p>
-        </w:tc>
-        <w:tc>
-          <w:tcPr>
-            <w:tcW w:w="2500" w:type="dxa"/>
-            <w:tcBorders>
-              <w:top w:val="single" w:sz="1" w:space="0" w:color="CCCCCC"/>
-              <w:left w:val="single" w:sz="1" w:space="0" w:color="CCCCCC"/>
-              <w:bottom w:val="single" w:sz="1" w:space="0" w:color="CCCCCC"/>
-              <w:right w:val="single" w:sz="1" w:space="0" w:color="CCCCCC"/>
-            </w:tcBorders>
-            <w:shd w:val="clear" w:color="auto" w:fill="FFFFFF"/>
-            <w:tcMar>
-              <w:top w:w="60" w:type="dxa"/>
-              <w:left w:w="100" w:type="dxa"/>
-              <w:bottom w:w="60" w:type="dxa"/>
-              <w:right w:w="100" w:type="dxa"/>
-            </w:tcMar>
-          </w:tcPr>
-          <w:p>
-            <w:r>
-              <w:rPr>
-                <w:color w:val="000000"/>
-                <w:sz w:val="20"/>
-                <w:szCs w:val="20"/>
-              </w:rPr>
-              <w:t>[ ] 1  [ ] 2  [ ] 3</w:t>
-            </w:r>
-          </w:p>
-        </w:tc>
-        <w:tc>
-          <w:tcPr>
-            <w:tcW w:w="4360" w:type="dxa"/>
-            <w:tcBorders>
-              <w:top w:val="single" w:sz="1" w:space="0" w:color="CCCCCC"/>
-              <w:left w:val="single" w:sz="1" w:space="0" w:color="CCCCCC"/>
-              <w:bottom w:val="single" w:sz="1" w:space="0" w:color="CCCCCC"/>
-              <w:right w:val="single" w:sz="1" w:space="0" w:color="CCCCCC"/>
-            </w:tcBorders>
-            <w:shd w:val="clear" w:color="auto" w:fill="FFFFFF"/>
-            <w:tcMar>
-              <w:top w:w="60" w:type="dxa"/>
-              <w:left w:w="100" w:type="dxa"/>
-              <w:bottom w:w="60" w:type="dxa"/>
-              <w:right w:w="100" w:type="dxa"/>
-            </w:tcMar>
-          </w:tcPr>
-          <w:p/>
-        </w:tc>
-      </w:tr>
-      <w:tr>
-        <w:tc>
-          <w:tcPr>
-            <w:tcW w:w="2500" w:type="dxa"/>
-            <w:tcBorders>
-              <w:top w:val="single" w:sz="1" w:space="0" w:color="CCCCCC"/>
-              <w:left w:val="single" w:sz="1" w:space="0" w:color="CCCCCC"/>
-              <w:bottom w:val="single" w:sz="1" w:space="0" w:color="CCCCCC"/>
-              <w:right w:val="single" w:sz="1" w:space="0" w:color="CCCCCC"/>
-            </w:tcBorders>
-            <w:shd w:val="clear" w:color="auto" w:fill="EAE0D0"/>
-            <w:tcMar>
-              <w:top w:w="60" w:type="dxa"/>
-              <w:left w:w="100" w:type="dxa"/>
-              <w:bottom w:w="60" w:type="dxa"/>
-              <w:right w:w="100" w:type="dxa"/>
-            </w:tcMar>
-          </w:tcPr>
-          <w:p>
-            <w:r>
-              <w:rPr>
-                <w:b/>
-                <w:bCs/>
-                <w:color w:val="000000"/>
-                <w:sz w:val="20"/>
-                <w:szCs w:val="20"/>
-              </w:rPr>
-              <w:t xml:space="preserve">5. Zona </w:t>
-            </w:r>
-            <w:r>
-              <w:rPr>
-                <w:b/>
-                <w:bCs/>
-                <w:color w:val="000000"/>
-                <w:sz w:val="20"/>
-                <w:szCs w:val="20"/>
-              </w:rPr>
-              <w:t>geográfica</w:t>
-            </w:r>
-          </w:p>
-        </w:tc>
-        <w:tc>
-          <w:tcPr>
-            <w:tcW w:w="2500" w:type="dxa"/>
-            <w:tcBorders>
-              <w:top w:val="single" w:sz="1" w:space="0" w:color="CCCCCC"/>
-              <w:left w:val="single" w:sz="1" w:space="0" w:color="CCCCCC"/>
-              <w:bottom w:val="single" w:sz="1" w:space="0" w:color="CCCCCC"/>
-              <w:right w:val="single" w:sz="1" w:space="0" w:color="CCCCCC"/>
-            </w:tcBorders>
-            <w:shd w:val="clear" w:color="auto" w:fill="FFFFFF"/>
-            <w:tcMar>
-              <w:top w:w="60" w:type="dxa"/>
-              <w:left w:w="100" w:type="dxa"/>
-              <w:bottom w:w="60" w:type="dxa"/>
-              <w:right w:w="100" w:type="dxa"/>
-            </w:tcMar>
-          </w:tcPr>
-          <w:p>
-            <w:r>
-              <w:rPr>
-                <w:color w:val="000000"/>
-                <w:sz w:val="20"/>
-                <w:szCs w:val="20"/>
-              </w:rPr>
-              <w:t>[ ] 1  [ ] 2  [ ] 3</w:t>
-            </w:r>
-          </w:p>
-        </w:tc>
-        <w:tc>
-          <w:tcPr>
-            <w:tcW w:w="4360" w:type="dxa"/>
-            <w:tcBorders>
-              <w:top w:val="single" w:sz="1" w:space="0" w:color="CCCCCC"/>
-              <w:left w:val="single" w:sz="1" w:space="0" w:color="CCCCCC"/>
-              <w:bottom w:val="single" w:sz="1" w:space="0" w:color="CCCCCC"/>
-              <w:right w:val="single" w:sz="1" w:space="0" w:color="CCCCCC"/>
-            </w:tcBorders>
-            <w:shd w:val="clear" w:color="auto" w:fill="FFFFFF"/>
-            <w:tcMar>
-              <w:top w:w="60" w:type="dxa"/>
-              <w:left w:w="100" w:type="dxa"/>
-              <w:bottom w:w="60" w:type="dxa"/>
-              <w:right w:w="100" w:type="dxa"/>
-            </w:tcMar>
-          </w:tcPr>
-          <w:p/>
-        </w:tc>
-      </w:tr>
-      <w:tr>
-        <w:tc>
-          <w:tcPr>
-            <w:tcW w:w="2500" w:type="dxa"/>
-            <w:tcBorders>
-              <w:top w:val="single" w:sz="1" w:space="0" w:color="CCCCCC"/>
-              <w:left w:val="single" w:sz="1" w:space="0" w:color="CCCCCC"/>
-              <w:bottom w:val="single" w:sz="1" w:space="0" w:color="CCCCCC"/>
-              <w:right w:val="single" w:sz="1" w:space="0" w:color="CCCCCC"/>
-            </w:tcBorders>
-            <w:shd w:val="clear" w:color="auto" w:fill="EAE0D0"/>
-            <w:tcMar>
-              <w:top w:w="60" w:type="dxa"/>
-              <w:left w:w="100" w:type="dxa"/>
-              <w:bottom w:w="60" w:type="dxa"/>
-              <w:right w:w="100" w:type="dxa"/>
-            </w:tcMar>
-          </w:tcPr>
-          <w:p>
-            <w:r>
-              <w:rPr>
-                <w:b/>
-                <w:bCs/>
-                <w:color w:val="000000"/>
-                <w:sz w:val="20"/>
-                <w:szCs w:val="20"/>
-              </w:rPr>
-              <w:t>6. V</w:t>
-            </w:r>
-            <w:r>
-              <w:rPr>
-                <w:b/>
-                <w:bCs/>
-                <w:color w:val="000000"/>
-                <w:sz w:val="20"/>
-                <w:szCs w:val="20"/>
-              </w:rPr>
-              <w:t>í</w:t>
-            </w:r>
-            <w:r>
-              <w:rPr>
-                <w:b/>
-                <w:bCs/>
-                <w:color w:val="000000"/>
-                <w:sz w:val="20"/>
-                <w:szCs w:val="20"/>
-              </w:rPr>
-              <w:t xml:space="preserve">nculo con </w:t>
-            </w:r>
-            <w:r>
-              <w:rPr>
-                <w:b/>
-                <w:bCs/>
-                <w:color w:val="000000"/>
-                <w:sz w:val="20"/>
-                <w:szCs w:val="20"/>
-              </w:rPr>
-              <w:t>PEP’s</w:t>
+              <w:t xml:space="preserve">6. Vínculo con PEP’s</w:t>
             </w:r>
           </w:p>
         </w:tc>
@@ -3526,16 +2958,7 @@
                 <w:sz w:val="20"/>
                 <w:szCs w:val="20"/>
               </w:rPr>
-              <w:t>Decisión</w:t>
-            </w:r>
-            <w:r>
-              <w:rPr>
-                <w:b/>
-                <w:bCs/>
-                <w:sz w:val="20"/>
-                <w:szCs w:val="20"/>
-              </w:rPr>
-              <w:t>:</w:t>
+              <w:t>Decisión:</w:t>
             </w:r>
           </w:p>
         </w:tc>
@@ -3720,14 +3143,7 @@
                 <w:sz w:val="20"/>
                 <w:szCs w:val="20"/>
               </w:rPr>
-              <w:t>contacto@certusconsultores.com.mx</w:t>
-            </w:r>
-            <w:r>
-              <w:rPr>
-                <w:sz w:val="20"/>
-                <w:szCs w:val="20"/>
-              </w:rPr>
-              <w:t>| 999 163 1363</w:t>
+              <w:t>contacto@certusconsultores.com.mx| 999 163 1363</w:t>
             </w:r>
           </w:p>
         </w:tc>
